--- a/Opleverset_Project_5-6/Verslagen/Camera onderzoeksverslag schip.docx
+++ b/Opleverset_Project_5-6/Verslagen/Camera onderzoeksverslag schip.docx
@@ -133,6 +133,13 @@
     <w:p>
       <w:pPr>
         <w:rPr>
+          <w:lang w:val="nl-NL"/>
+        </w:rPr>
+      </w:pPr>
+    </w:p>
+    <w:p>
+      <w:pPr>
+        <w:rPr>
           <w:b/>
           <w:bCs/>
           <w:u w:val="single"/>
@@ -159,8 +166,16 @@
         <w:rPr>
           <w:lang w:val="nl-NL"/>
         </w:rPr>
-        <w:t>Dennis Zejnilovic</w:t>
-      </w:r>
+        <w:t xml:space="preserve">Dennis </w:t>
+      </w:r>
+      <w:proofErr w:type="spellStart"/>
+      <w:r>
+        <w:rPr>
+          <w:lang w:val="nl-NL"/>
+        </w:rPr>
+        <w:t>Zejnilovic</w:t>
+      </w:r>
+      <w:proofErr w:type="spellEnd"/>
       <w:r>
         <w:rPr>
           <w:lang w:val="nl-NL"/>
@@ -168,6 +183,48 @@
         <w:tab/>
         <w:t>1098617</w:t>
       </w:r>
+      <w:r>
+        <w:rPr>
+          <w:lang w:val="nl-NL"/>
+        </w:rPr>
+        <w:tab/>
+      </w:r>
+      <w:r>
+        <w:rPr>
+          <w:lang w:val="nl-NL"/>
+        </w:rPr>
+        <w:tab/>
+      </w:r>
+      <w:r>
+        <w:rPr>
+          <w:lang w:val="nl-NL"/>
+        </w:rPr>
+        <w:tab/>
+      </w:r>
+      <w:r>
+        <w:rPr>
+          <w:lang w:val="nl-NL"/>
+        </w:rPr>
+        <w:tab/>
+      </w:r>
+      <w:r>
+        <w:rPr>
+          <w:lang w:val="nl-NL"/>
+        </w:rPr>
+        <w:tab/>
+      </w:r>
+      <w:r>
+        <w:rPr>
+          <w:lang w:val="nl-NL"/>
+        </w:rPr>
+        <w:tab/>
+      </w:r>
+      <w:r>
+        <w:rPr>
+          <w:lang w:val="nl-NL"/>
+        </w:rPr>
+        <w:tab/>
+      </w:r>
     </w:p>
     <w:p>
       <w:r>
@@ -206,6 +263,7 @@
     </w:p>
     <w:p>
       <w:pPr>
+        <w:jc w:val="right"/>
         <w:rPr>
           <w:lang w:val="nl-NL"/>
         </w:rPr>
@@ -222,6 +280,7 @@
     </w:p>
     <w:p>
       <w:pPr>
+        <w:jc w:val="right"/>
         <w:rPr>
           <w:lang w:val="nl-NL"/>
         </w:rPr>
@@ -243,6 +302,7 @@
     </w:p>
     <w:p>
       <w:pPr>
+        <w:jc w:val="right"/>
         <w:rPr>
           <w:lang w:val="nl-NL"/>
         </w:rPr>
@@ -253,50 +313,6 @@
         </w:rPr>
         <w:t>Wouter Bergmann Tiest</w:t>
       </w:r>
-      <w:r>
-        <w:rPr>
-          <w:lang w:val="nl-NL"/>
-        </w:rPr>
-        <w:tab/>
-      </w:r>
-      <w:r>
-        <w:rPr>
-          <w:lang w:val="nl-NL"/>
-        </w:rPr>
-        <w:tab/>
-      </w:r>
-      <w:r>
-        <w:rPr>
-          <w:lang w:val="nl-NL"/>
-        </w:rPr>
-        <w:tab/>
-      </w:r>
-      <w:r>
-        <w:rPr>
-          <w:lang w:val="nl-NL"/>
-        </w:rPr>
-        <w:tab/>
-      </w:r>
-      <w:r>
-        <w:rPr>
-          <w:lang w:val="nl-NL"/>
-        </w:rPr>
-        <w:tab/>
-      </w:r>
-      <w:r>
-        <w:rPr>
-          <w:lang w:val="nl-NL"/>
-        </w:rPr>
-        <w:tab/>
-      </w:r>
-    </w:p>
-    <w:p>
-      <w:pPr>
-        <w:jc w:val="center"/>
-        <w:rPr>
-          <w:lang w:val="nl-NL"/>
-        </w:rPr>
-      </w:pPr>
     </w:p>
     <w:p>
       <w:pPr>
@@ -366,7 +382,7 @@
       <w:sdtContent>
         <w:p>
           <w:pPr>
-            <w:pStyle w:val="TOCHeading"/>
+            <w:pStyle w:val="Kopvaninhoudsopgave"/>
           </w:pPr>
           <w:proofErr w:type="spellStart"/>
           <w:r>
@@ -376,7 +392,7 @@
         </w:p>
         <w:p>
           <w:pPr>
-            <w:pStyle w:val="TOC1"/>
+            <w:pStyle w:val="Inhopg1"/>
             <w:tabs>
               <w:tab w:val="right" w:leader="dot" w:pos="9350"/>
             </w:tabs>
@@ -387,6 +403,7 @@
               <w:i w:val="0"/>
               <w:iCs w:val="0"/>
               <w:noProof/>
+              <w:lang w:val="nl-NL" w:eastAsia="ko-KR"/>
             </w:rPr>
           </w:pPr>
           <w:r>
@@ -406,7 +423,7 @@
             </w:rPr>
             <w:fldChar w:fldCharType="separate"/>
           </w:r>
-          <w:hyperlink w:anchor="_Toc220871452" w:history="1">
+          <w:hyperlink w:anchor="_Toc220877320" w:history="1">
             <w:r>
               <w:rPr>
                 <w:rStyle w:val="Hyperlink"/>
@@ -434,7 +451,7 @@
                 <w:noProof/>
                 <w:webHidden/>
               </w:rPr>
-              <w:instrText xml:space="preserve"> PAGEREF _Toc220871452 \h </w:instrText>
+              <w:instrText xml:space="preserve"> PAGEREF _Toc220877320 \h </w:instrText>
             </w:r>
             <w:r>
               <w:rPr>
@@ -467,7 +484,7 @@
         </w:p>
         <w:p>
           <w:pPr>
-            <w:pStyle w:val="TOC1"/>
+            <w:pStyle w:val="Inhopg1"/>
             <w:tabs>
               <w:tab w:val="right" w:leader="dot" w:pos="9350"/>
             </w:tabs>
@@ -478,9 +495,10 @@
               <w:i w:val="0"/>
               <w:iCs w:val="0"/>
               <w:noProof/>
+              <w:lang w:val="nl-NL" w:eastAsia="ko-KR"/>
             </w:rPr>
           </w:pPr>
-          <w:hyperlink w:anchor="_Toc220871453" w:history="1">
+          <w:hyperlink w:anchor="_Toc220877321" w:history="1">
             <w:r>
               <w:rPr>
                 <w:rStyle w:val="Hyperlink"/>
@@ -508,7 +526,7 @@
                 <w:noProof/>
                 <w:webHidden/>
               </w:rPr>
-              <w:instrText xml:space="preserve"> PAGEREF _Toc220871453 \h </w:instrText>
+              <w:instrText xml:space="preserve"> PAGEREF _Toc220877321 \h </w:instrText>
             </w:r>
             <w:r>
               <w:rPr>
@@ -541,7 +559,7 @@
         </w:p>
         <w:p>
           <w:pPr>
-            <w:pStyle w:val="TOC1"/>
+            <w:pStyle w:val="Inhopg1"/>
             <w:tabs>
               <w:tab w:val="right" w:leader="dot" w:pos="9350"/>
             </w:tabs>
@@ -552,9 +570,10 @@
               <w:i w:val="0"/>
               <w:iCs w:val="0"/>
               <w:noProof/>
+              <w:lang w:val="nl-NL" w:eastAsia="ko-KR"/>
             </w:rPr>
           </w:pPr>
-          <w:hyperlink w:anchor="_Toc220871454" w:history="1">
+          <w:hyperlink w:anchor="_Toc220877322" w:history="1">
             <w:r>
               <w:rPr>
                 <w:rStyle w:val="Hyperlink"/>
@@ -583,7 +602,7 @@
                 <w:noProof/>
                 <w:webHidden/>
               </w:rPr>
-              <w:instrText xml:space="preserve"> PAGEREF _Toc220871454 \h </w:instrText>
+              <w:instrText xml:space="preserve"> PAGEREF _Toc220877322 \h </w:instrText>
             </w:r>
             <w:r>
               <w:rPr>
@@ -616,7 +635,7 @@
         </w:p>
         <w:p>
           <w:pPr>
-            <w:pStyle w:val="TOC1"/>
+            <w:pStyle w:val="Inhopg1"/>
             <w:tabs>
               <w:tab w:val="right" w:leader="dot" w:pos="9350"/>
             </w:tabs>
@@ -627,9 +646,10 @@
               <w:i w:val="0"/>
               <w:iCs w:val="0"/>
               <w:noProof/>
+              <w:lang w:val="nl-NL" w:eastAsia="ko-KR"/>
             </w:rPr>
           </w:pPr>
-          <w:hyperlink w:anchor="_Toc220871455" w:history="1">
+          <w:hyperlink w:anchor="_Toc220877323" w:history="1">
             <w:r>
               <w:rPr>
                 <w:rStyle w:val="Hyperlink"/>
@@ -656,7 +676,7 @@
                 <w:noProof/>
                 <w:webHidden/>
               </w:rPr>
-              <w:instrText xml:space="preserve"> PAGEREF _Toc220871455 \h </w:instrText>
+              <w:instrText xml:space="preserve"> PAGEREF _Toc220877323 \h </w:instrText>
             </w:r>
             <w:r>
               <w:rPr>
@@ -689,7 +709,7 @@
         </w:p>
         <w:p>
           <w:pPr>
-            <w:pStyle w:val="TOC1"/>
+            <w:pStyle w:val="Inhopg1"/>
             <w:tabs>
               <w:tab w:val="right" w:leader="dot" w:pos="9350"/>
             </w:tabs>
@@ -700,9 +720,10 @@
               <w:i w:val="0"/>
               <w:iCs w:val="0"/>
               <w:noProof/>
+              <w:lang w:val="nl-NL" w:eastAsia="ko-KR"/>
             </w:rPr>
           </w:pPr>
-          <w:hyperlink w:anchor="_Toc220871456" w:history="1">
+          <w:hyperlink w:anchor="_Toc220877324" w:history="1">
             <w:r>
               <w:rPr>
                 <w:rStyle w:val="Hyperlink"/>
@@ -729,7 +750,7 @@
                 <w:noProof/>
                 <w:webHidden/>
               </w:rPr>
-              <w:instrText xml:space="preserve"> PAGEREF _Toc220871456 \h </w:instrText>
+              <w:instrText xml:space="preserve"> PAGEREF _Toc220877324 \h </w:instrText>
             </w:r>
             <w:r>
               <w:rPr>
@@ -762,7 +783,7 @@
         </w:p>
         <w:p>
           <w:pPr>
-            <w:pStyle w:val="TOC1"/>
+            <w:pStyle w:val="Inhopg1"/>
             <w:tabs>
               <w:tab w:val="right" w:leader="dot" w:pos="9350"/>
             </w:tabs>
@@ -773,9 +794,10 @@
               <w:i w:val="0"/>
               <w:iCs w:val="0"/>
               <w:noProof/>
+              <w:lang w:val="nl-NL" w:eastAsia="ko-KR"/>
             </w:rPr>
           </w:pPr>
-          <w:hyperlink w:anchor="_Toc220871457" w:history="1">
+          <w:hyperlink w:anchor="_Toc220877325" w:history="1">
             <w:r>
               <w:rPr>
                 <w:rStyle w:val="Hyperlink"/>
@@ -803,7 +825,7 @@
                 <w:noProof/>
                 <w:webHidden/>
               </w:rPr>
-              <w:instrText xml:space="preserve"> PAGEREF _Toc220871457 \h </w:instrText>
+              <w:instrText xml:space="preserve"> PAGEREF _Toc220877325 \h </w:instrText>
             </w:r>
             <w:r>
               <w:rPr>
@@ -836,7 +858,7 @@
         </w:p>
         <w:p>
           <w:pPr>
-            <w:pStyle w:val="TOC2"/>
+            <w:pStyle w:val="Inhopg2"/>
             <w:tabs>
               <w:tab w:val="left" w:pos="720"/>
               <w:tab w:val="right" w:leader="dot" w:pos="9350"/>
@@ -848,9 +870,10 @@
               <w:noProof/>
               <w:sz w:val="24"/>
               <w:szCs w:val="24"/>
+              <w:lang w:val="nl-NL" w:eastAsia="ko-KR"/>
             </w:rPr>
           </w:pPr>
-          <w:hyperlink w:anchor="_Toc220871458" w:history="1">
+          <w:hyperlink w:anchor="_Toc220877326" w:history="1">
             <w:r>
               <w:rPr>
                 <w:rStyle w:val="Hyperlink"/>
@@ -867,6 +890,7 @@
                 <w:noProof/>
                 <w:sz w:val="24"/>
                 <w:szCs w:val="24"/>
+                <w:lang w:val="nl-NL" w:eastAsia="ko-KR"/>
               </w:rPr>
               <w:tab/>
             </w:r>
@@ -897,7 +921,7 @@
                 <w:noProof/>
                 <w:webHidden/>
               </w:rPr>
-              <w:instrText xml:space="preserve"> PAGEREF _Toc220871458 \h </w:instrText>
+              <w:instrText xml:space="preserve"> PAGEREF _Toc220877326 \h </w:instrText>
             </w:r>
             <w:r>
               <w:rPr>
@@ -930,7 +954,7 @@
         </w:p>
         <w:p>
           <w:pPr>
-            <w:pStyle w:val="TOC2"/>
+            <w:pStyle w:val="Inhopg2"/>
             <w:tabs>
               <w:tab w:val="left" w:pos="720"/>
               <w:tab w:val="right" w:leader="dot" w:pos="9350"/>
@@ -942,9 +966,10 @@
               <w:noProof/>
               <w:sz w:val="24"/>
               <w:szCs w:val="24"/>
+              <w:lang w:val="nl-NL" w:eastAsia="ko-KR"/>
             </w:rPr>
           </w:pPr>
-          <w:hyperlink w:anchor="_Toc220871459" w:history="1">
+          <w:hyperlink w:anchor="_Toc220877327" w:history="1">
             <w:r>
               <w:rPr>
                 <w:rStyle w:val="Hyperlink"/>
@@ -961,6 +986,7 @@
                 <w:noProof/>
                 <w:sz w:val="24"/>
                 <w:szCs w:val="24"/>
+                <w:lang w:val="nl-NL" w:eastAsia="ko-KR"/>
               </w:rPr>
               <w:tab/>
             </w:r>
@@ -991,7 +1017,7 @@
                 <w:noProof/>
                 <w:webHidden/>
               </w:rPr>
-              <w:instrText xml:space="preserve"> PAGEREF _Toc220871459 \h </w:instrText>
+              <w:instrText xml:space="preserve"> PAGEREF _Toc220877327 \h </w:instrText>
             </w:r>
             <w:r>
               <w:rPr>
@@ -1024,7 +1050,7 @@
         </w:p>
         <w:p>
           <w:pPr>
-            <w:pStyle w:val="TOC2"/>
+            <w:pStyle w:val="Inhopg2"/>
             <w:tabs>
               <w:tab w:val="left" w:pos="720"/>
               <w:tab w:val="right" w:leader="dot" w:pos="9350"/>
@@ -1036,9 +1062,10 @@
               <w:noProof/>
               <w:sz w:val="24"/>
               <w:szCs w:val="24"/>
+              <w:lang w:val="nl-NL" w:eastAsia="ko-KR"/>
             </w:rPr>
           </w:pPr>
-          <w:hyperlink w:anchor="_Toc220871460" w:history="1">
+          <w:hyperlink w:anchor="_Toc220877328" w:history="1">
             <w:r>
               <w:rPr>
                 <w:rStyle w:val="Hyperlink"/>
@@ -1055,6 +1082,7 @@
                 <w:noProof/>
                 <w:sz w:val="24"/>
                 <w:szCs w:val="24"/>
+                <w:lang w:val="nl-NL" w:eastAsia="ko-KR"/>
               </w:rPr>
               <w:tab/>
             </w:r>
@@ -1085,7 +1113,7 @@
                 <w:noProof/>
                 <w:webHidden/>
               </w:rPr>
-              <w:instrText xml:space="preserve"> PAGEREF _Toc220871460 \h </w:instrText>
+              <w:instrText xml:space="preserve"> PAGEREF _Toc220877328 \h </w:instrText>
             </w:r>
             <w:r>
               <w:rPr>
@@ -1118,7 +1146,7 @@
         </w:p>
         <w:p>
           <w:pPr>
-            <w:pStyle w:val="TOC2"/>
+            <w:pStyle w:val="Inhopg2"/>
             <w:tabs>
               <w:tab w:val="left" w:pos="720"/>
               <w:tab w:val="right" w:leader="dot" w:pos="9350"/>
@@ -1130,9 +1158,10 @@
               <w:noProof/>
               <w:sz w:val="24"/>
               <w:szCs w:val="24"/>
+              <w:lang w:val="nl-NL" w:eastAsia="ko-KR"/>
             </w:rPr>
           </w:pPr>
-          <w:hyperlink w:anchor="_Toc220871461" w:history="1">
+          <w:hyperlink w:anchor="_Toc220877329" w:history="1">
             <w:r>
               <w:rPr>
                 <w:rStyle w:val="Hyperlink"/>
@@ -1149,6 +1178,7 @@
                 <w:noProof/>
                 <w:sz w:val="24"/>
                 <w:szCs w:val="24"/>
+                <w:lang w:val="nl-NL" w:eastAsia="ko-KR"/>
               </w:rPr>
               <w:tab/>
             </w:r>
@@ -1179,7 +1209,7 @@
                 <w:noProof/>
                 <w:webHidden/>
               </w:rPr>
-              <w:instrText xml:space="preserve"> PAGEREF _Toc220871461 \h </w:instrText>
+              <w:instrText xml:space="preserve"> PAGEREF _Toc220877329 \h </w:instrText>
             </w:r>
             <w:r>
               <w:rPr>
@@ -1212,7 +1242,7 @@
         </w:p>
         <w:p>
           <w:pPr>
-            <w:pStyle w:val="TOC2"/>
+            <w:pStyle w:val="Inhopg2"/>
             <w:tabs>
               <w:tab w:val="right" w:leader="dot" w:pos="9350"/>
             </w:tabs>
@@ -1223,9 +1253,10 @@
               <w:noProof/>
               <w:sz w:val="24"/>
               <w:szCs w:val="24"/>
+              <w:lang w:val="nl-NL" w:eastAsia="ko-KR"/>
             </w:rPr>
           </w:pPr>
-          <w:hyperlink w:anchor="_Toc220871462" w:history="1">
+          <w:hyperlink w:anchor="_Toc220877330" w:history="1">
             <w:r>
               <w:rPr>
                 <w:rStyle w:val="Hyperlink"/>
@@ -1253,7 +1284,7 @@
                 <w:noProof/>
                 <w:webHidden/>
               </w:rPr>
-              <w:instrText xml:space="preserve"> PAGEREF _Toc220871462 \h </w:instrText>
+              <w:instrText xml:space="preserve"> PAGEREF _Toc220877330 \h </w:instrText>
             </w:r>
             <w:r>
               <w:rPr>
@@ -1286,7 +1317,7 @@
         </w:p>
         <w:p>
           <w:pPr>
-            <w:pStyle w:val="TOC2"/>
+            <w:pStyle w:val="Inhopg2"/>
             <w:tabs>
               <w:tab w:val="right" w:leader="dot" w:pos="9350"/>
             </w:tabs>
@@ -1297,9 +1328,10 @@
               <w:noProof/>
               <w:sz w:val="24"/>
               <w:szCs w:val="24"/>
+              <w:lang w:val="nl-NL" w:eastAsia="ko-KR"/>
             </w:rPr>
           </w:pPr>
-          <w:hyperlink w:anchor="_Toc220871463" w:history="1">
+          <w:hyperlink w:anchor="_Toc220877331" w:history="1">
             <w:r>
               <w:rPr>
                 <w:rStyle w:val="Hyperlink"/>
@@ -1327,7 +1359,7 @@
                 <w:noProof/>
                 <w:webHidden/>
               </w:rPr>
-              <w:instrText xml:space="preserve"> PAGEREF _Toc220871463 \h </w:instrText>
+              <w:instrText xml:space="preserve"> PAGEREF _Toc220877331 \h </w:instrText>
             </w:r>
             <w:r>
               <w:rPr>
@@ -1360,7 +1392,7 @@
         </w:p>
         <w:p>
           <w:pPr>
-            <w:pStyle w:val="TOC1"/>
+            <w:pStyle w:val="Inhopg1"/>
             <w:tabs>
               <w:tab w:val="right" w:leader="dot" w:pos="9350"/>
             </w:tabs>
@@ -1371,9 +1403,10 @@
               <w:i w:val="0"/>
               <w:iCs w:val="0"/>
               <w:noProof/>
+              <w:lang w:val="nl-NL" w:eastAsia="ko-KR"/>
             </w:rPr>
           </w:pPr>
-          <w:hyperlink w:anchor="_Toc220871464" w:history="1">
+          <w:hyperlink w:anchor="_Toc220877332" w:history="1">
             <w:r>
               <w:rPr>
                 <w:rStyle w:val="Hyperlink"/>
@@ -1401,7 +1434,7 @@
                 <w:noProof/>
                 <w:webHidden/>
               </w:rPr>
-              <w:instrText xml:space="preserve"> PAGEREF _Toc220871464 \h </w:instrText>
+              <w:instrText xml:space="preserve"> PAGEREF _Toc220877332 \h </w:instrText>
             </w:r>
             <w:r>
               <w:rPr>
@@ -1434,7 +1467,7 @@
         </w:p>
         <w:p>
           <w:pPr>
-            <w:pStyle w:val="TOC1"/>
+            <w:pStyle w:val="Inhopg1"/>
             <w:tabs>
               <w:tab w:val="right" w:leader="dot" w:pos="9350"/>
             </w:tabs>
@@ -1445,9 +1478,10 @@
               <w:i w:val="0"/>
               <w:iCs w:val="0"/>
               <w:noProof/>
+              <w:lang w:val="nl-NL" w:eastAsia="ko-KR"/>
             </w:rPr>
           </w:pPr>
-          <w:hyperlink w:anchor="_Toc220871465" w:history="1">
+          <w:hyperlink w:anchor="_Toc220877333" w:history="1">
             <w:r>
               <w:rPr>
                 <w:rStyle w:val="Hyperlink"/>
@@ -1474,7 +1508,7 @@
                 <w:noProof/>
                 <w:webHidden/>
               </w:rPr>
-              <w:instrText xml:space="preserve"> PAGEREF _Toc220871465 \h </w:instrText>
+              <w:instrText xml:space="preserve"> PAGEREF _Toc220877333 \h </w:instrText>
             </w:r>
             <w:r>
               <w:rPr>
@@ -1618,14 +1652,14 @@
     </w:p>
     <w:p>
       <w:pPr>
-        <w:pStyle w:val="Heading1"/>
-        <w:rPr>
-          <w:b/>
-          <w:bCs/>
-          <w:lang w:val="nl-NL"/>
-        </w:rPr>
-      </w:pPr>
-      <w:bookmarkStart w:id="0" w:name="_Toc220871452"/>
+        <w:pStyle w:val="Kop1"/>
+        <w:rPr>
+          <w:b/>
+          <w:bCs/>
+          <w:lang w:val="nl-NL"/>
+        </w:rPr>
+      </w:pPr>
+      <w:bookmarkStart w:id="0" w:name="_Toc220877320"/>
       <w:r>
         <w:rPr>
           <w:b/>
@@ -1924,14 +1958,14 @@
     </w:p>
     <w:p>
       <w:pPr>
-        <w:pStyle w:val="Heading1"/>
-        <w:rPr>
-          <w:b/>
-          <w:bCs/>
-          <w:lang w:val="nl-NL"/>
-        </w:rPr>
-      </w:pPr>
-      <w:bookmarkStart w:id="1" w:name="_Toc220871453"/>
+        <w:pStyle w:val="Kop1"/>
+        <w:rPr>
+          <w:b/>
+          <w:bCs/>
+          <w:lang w:val="nl-NL"/>
+        </w:rPr>
+      </w:pPr>
+      <w:bookmarkStart w:id="1" w:name="_Toc220877321"/>
       <w:r>
         <w:rPr>
           <w:b/>
@@ -2088,7 +2122,7 @@
     </w:p>
     <w:p>
       <w:pPr>
-        <w:pStyle w:val="ListParagraph"/>
+        <w:pStyle w:val="Lijstalinea"/>
         <w:numPr>
           <w:ilvl w:val="0"/>
           <w:numId w:val="1"/>
@@ -2112,7 +2146,7 @@
     </w:p>
     <w:p>
       <w:pPr>
-        <w:pStyle w:val="ListParagraph"/>
+        <w:pStyle w:val="Lijstalinea"/>
         <w:numPr>
           <w:ilvl w:val="0"/>
           <w:numId w:val="1"/>
@@ -2154,7 +2188,7 @@
     </w:p>
     <w:p>
       <w:pPr>
-        <w:pStyle w:val="ListParagraph"/>
+        <w:pStyle w:val="Lijstalinea"/>
         <w:numPr>
           <w:ilvl w:val="0"/>
           <w:numId w:val="1"/>
@@ -2172,7 +2206,7 @@
     </w:p>
     <w:p>
       <w:pPr>
-        <w:pStyle w:val="ListParagraph"/>
+        <w:pStyle w:val="Lijstalinea"/>
         <w:numPr>
           <w:ilvl w:val="0"/>
           <w:numId w:val="1"/>
@@ -2218,7 +2252,7 @@
     </w:p>
     <w:p>
       <w:pPr>
-        <w:pStyle w:val="ListParagraph"/>
+        <w:pStyle w:val="Lijstalinea"/>
         <w:numPr>
           <w:ilvl w:val="0"/>
           <w:numId w:val="1"/>
@@ -2284,7 +2318,7 @@
           <w:shd w:val="clear" w:color="auto" w:fill="FFFFFF"/>
           <w:lang w:val="nl-NL"/>
         </w:rPr>
-        <w:t xml:space="preserve">en gebruikt </w:t>
+        <w:t>en gebruikt kunnen worde</w:t>
       </w:r>
       <w:r>
         <w:rPr>
@@ -2293,7 +2327,7 @@
           <w:shd w:val="clear" w:color="auto" w:fill="FFFFFF"/>
           <w:lang w:val="nl-NL"/>
         </w:rPr>
-        <w:t>kunnen worde</w:t>
+        <w:t>n</w:t>
       </w:r>
       <w:r>
         <w:rPr>
@@ -2302,7 +2336,7 @@
           <w:shd w:val="clear" w:color="auto" w:fill="FFFFFF"/>
           <w:lang w:val="nl-NL"/>
         </w:rPr>
-        <w:t>n</w:t>
+        <w:t xml:space="preserve"> </w:t>
       </w:r>
       <w:r>
         <w:rPr>
@@ -2311,7 +2345,7 @@
           <w:shd w:val="clear" w:color="auto" w:fill="FFFFFF"/>
           <w:lang w:val="nl-NL"/>
         </w:rPr>
-        <w:t xml:space="preserve"> </w:t>
+        <w:t>op aangepaste baselines</w:t>
       </w:r>
       <w:r>
         <w:rPr>
@@ -2320,7 +2354,19 @@
           <w:shd w:val="clear" w:color="auto" w:fill="FFFFFF"/>
           <w:lang w:val="nl-NL"/>
         </w:rPr>
-        <w:t>op aangepaste baselines</w:t>
+        <w:t xml:space="preserve"> (zie verslag </w:t>
+      </w:r>
+      <w:r>
+        <w:rPr>
+          <w:rFonts w:ascii="Arial" w:hAnsi="Arial" w:cs="Arial"/>
+          <w:b/>
+          <w:bCs/>
+          <w:color w:val="121212"/>
+          <w:u w:val="single"/>
+          <w:shd w:val="clear" w:color="auto" w:fill="FFFFFF"/>
+          <w:lang w:val="nl-NL"/>
+        </w:rPr>
+        <w:t>Stereovisie geometrie</w:t>
       </w:r>
       <w:r>
         <w:rPr>
@@ -2329,29 +2375,18 @@
           <w:shd w:val="clear" w:color="auto" w:fill="FFFFFF"/>
           <w:lang w:val="nl-NL"/>
         </w:rPr>
-        <w:t xml:space="preserve"> (zie verslag </w:t>
-      </w:r>
-      <w:r>
-        <w:rPr>
-          <w:rFonts w:ascii="Arial" w:hAnsi="Arial" w:cs="Arial"/>
-          <w:b/>
-          <w:bCs/>
-          <w:color w:val="121212"/>
-          <w:u w:val="single"/>
-          <w:shd w:val="clear" w:color="auto" w:fill="FFFFFF"/>
-          <w:lang w:val="nl-NL"/>
-        </w:rPr>
-        <w:t>Stereovisie geometrie</w:t>
-      </w:r>
-      <w:r>
+        <w:t xml:space="preserve">). </w:t>
+      </w:r>
+    </w:p>
+    <w:p>
+      <w:pPr>
         <w:rPr>
           <w:rFonts w:ascii="Arial" w:hAnsi="Arial" w:cs="Arial"/>
           <w:color w:val="121212"/>
           <w:shd w:val="clear" w:color="auto" w:fill="FFFFFF"/>
           <w:lang w:val="nl-NL"/>
         </w:rPr>
-        <w:t xml:space="preserve">). </w:t>
-      </w:r>
+      </w:pPr>
     </w:p>
     <w:p>
       <w:pPr>
@@ -2395,25 +2430,15 @@
     </w:p>
     <w:p>
       <w:pPr>
-        <w:rPr>
-          <w:rFonts w:ascii="Arial" w:hAnsi="Arial" w:cs="Arial"/>
-          <w:color w:val="121212"/>
+        <w:pStyle w:val="Kop1"/>
+        <w:rPr>
+          <w:b/>
+          <w:bCs/>
           <w:shd w:val="clear" w:color="auto" w:fill="FFFFFF"/>
           <w:lang w:val="nl-NL"/>
         </w:rPr>
       </w:pPr>
-    </w:p>
-    <w:p>
-      <w:pPr>
-        <w:pStyle w:val="Heading1"/>
-        <w:rPr>
-          <w:b/>
-          <w:bCs/>
-          <w:shd w:val="clear" w:color="auto" w:fill="FFFFFF"/>
-          <w:lang w:val="nl-NL"/>
-        </w:rPr>
-      </w:pPr>
-      <w:bookmarkStart w:id="2" w:name="_Toc220871454"/>
+      <w:bookmarkStart w:id="2" w:name="_Toc220877322"/>
       <w:r>
         <w:rPr>
           <w:b/>
@@ -2538,7 +2563,7 @@
     </w:p>
     <w:p>
       <w:pPr>
-        <w:pStyle w:val="ListParagraph"/>
+        <w:pStyle w:val="Lijstalinea"/>
         <w:numPr>
           <w:ilvl w:val="0"/>
           <w:numId w:val="2"/>
@@ -2556,7 +2581,7 @@
     </w:p>
     <w:p>
       <w:pPr>
-        <w:pStyle w:val="ListParagraph"/>
+        <w:pStyle w:val="Lijstalinea"/>
         <w:numPr>
           <w:ilvl w:val="0"/>
           <w:numId w:val="2"/>
@@ -2574,7 +2599,7 @@
     </w:p>
     <w:p>
       <w:pPr>
-        <w:pStyle w:val="ListParagraph"/>
+        <w:pStyle w:val="Lijstalinea"/>
         <w:numPr>
           <w:ilvl w:val="0"/>
           <w:numId w:val="2"/>
@@ -2592,7 +2617,7 @@
     </w:p>
     <w:p>
       <w:pPr>
-        <w:pStyle w:val="ListParagraph"/>
+        <w:pStyle w:val="Lijstalinea"/>
         <w:numPr>
           <w:ilvl w:val="0"/>
           <w:numId w:val="2"/>
@@ -2626,7 +2651,7 @@
     </w:p>
     <w:p>
       <w:pPr>
-        <w:pStyle w:val="ListParagraph"/>
+        <w:pStyle w:val="Lijstalinea"/>
         <w:numPr>
           <w:ilvl w:val="0"/>
           <w:numId w:val="2"/>
@@ -2644,7 +2669,7 @@
     </w:p>
     <w:p>
       <w:pPr>
-        <w:pStyle w:val="ListParagraph"/>
+        <w:pStyle w:val="Lijstalinea"/>
         <w:numPr>
           <w:ilvl w:val="0"/>
           <w:numId w:val="2"/>
@@ -2662,7 +2687,7 @@
     </w:p>
     <w:p>
       <w:pPr>
-        <w:pStyle w:val="ListParagraph"/>
+        <w:pStyle w:val="Lijstalinea"/>
         <w:numPr>
           <w:ilvl w:val="0"/>
           <w:numId w:val="2"/>
@@ -2688,7 +2713,7 @@
     </w:p>
     <w:p>
       <w:pPr>
-        <w:pStyle w:val="ListParagraph"/>
+        <w:pStyle w:val="Lijstalinea"/>
         <w:numPr>
           <w:ilvl w:val="0"/>
           <w:numId w:val="2"/>
@@ -2708,7 +2733,7 @@
     </w:p>
     <w:p>
       <w:pPr>
-        <w:pStyle w:val="ListParagraph"/>
+        <w:pStyle w:val="Lijstalinea"/>
         <w:numPr>
           <w:ilvl w:val="0"/>
           <w:numId w:val="2"/>
@@ -2726,7 +2751,7 @@
     </w:p>
     <w:p>
       <w:pPr>
-        <w:pStyle w:val="ListParagraph"/>
+        <w:pStyle w:val="Lijstalinea"/>
         <w:numPr>
           <w:ilvl w:val="0"/>
           <w:numId w:val="2"/>
@@ -2939,13 +2964,13 @@
     </w:p>
     <w:p>
       <w:pPr>
-        <w:pStyle w:val="Heading1"/>
-        <w:rPr>
-          <w:b/>
-          <w:bCs/>
-        </w:rPr>
-      </w:pPr>
-      <w:bookmarkStart w:id="3" w:name="_Toc220871455"/>
+        <w:pStyle w:val="Kop1"/>
+        <w:rPr>
+          <w:b/>
+          <w:bCs/>
+        </w:rPr>
+      </w:pPr>
+      <w:bookmarkStart w:id="3" w:name="_Toc220877323"/>
       <w:r>
         <w:rPr>
           <w:b/>
@@ -2962,21 +2987,12 @@
           <w:iCs/>
         </w:rPr>
       </w:pPr>
-      <w:proofErr w:type="spellStart"/>
       <w:r>
         <w:rPr>
           <w:i/>
           <w:iCs/>
         </w:rPr>
-        <w:t>Arducam</w:t>
-      </w:r>
-      <w:proofErr w:type="spellEnd"/>
-      <w:r>
-        <w:rPr>
-          <w:i/>
-          <w:iCs/>
-        </w:rPr>
-        <w:t xml:space="preserve"> 4K 8MP IMX219 Autofocus USB Camera Module with Metal Housing</w:t>
+        <w:t>Arducam 4K 8MP IMX219 Autofocus USB Camera Module with Metal Housing</w:t>
       </w:r>
     </w:p>
     <w:p>
@@ -3023,7 +3039,7 @@
     </w:p>
     <w:p>
       <w:pPr>
-        <w:pStyle w:val="ListParagraph"/>
+        <w:pStyle w:val="Lijstalinea"/>
         <w:numPr>
           <w:ilvl w:val="0"/>
           <w:numId w:val="2"/>
@@ -3059,7 +3075,7 @@
     </w:p>
     <w:p>
       <w:pPr>
-        <w:pStyle w:val="ListParagraph"/>
+        <w:pStyle w:val="Lijstalinea"/>
         <w:numPr>
           <w:ilvl w:val="0"/>
           <w:numId w:val="2"/>
@@ -3077,7 +3093,7 @@
     </w:p>
     <w:p>
       <w:pPr>
-        <w:pStyle w:val="ListParagraph"/>
+        <w:pStyle w:val="Lijstalinea"/>
         <w:numPr>
           <w:ilvl w:val="0"/>
           <w:numId w:val="2"/>
@@ -3125,7 +3141,7 @@
     </w:p>
     <w:p>
       <w:pPr>
-        <w:pStyle w:val="ListParagraph"/>
+        <w:pStyle w:val="Lijstalinea"/>
         <w:numPr>
           <w:ilvl w:val="0"/>
           <w:numId w:val="2"/>
@@ -3159,7 +3175,7 @@
     </w:p>
     <w:p>
       <w:pPr>
-        <w:pStyle w:val="ListParagraph"/>
+        <w:pStyle w:val="Lijstalinea"/>
         <w:numPr>
           <w:ilvl w:val="0"/>
           <w:numId w:val="2"/>
@@ -3177,7 +3193,7 @@
     </w:p>
     <w:p>
       <w:pPr>
-        <w:pStyle w:val="ListParagraph"/>
+        <w:pStyle w:val="Lijstalinea"/>
         <w:numPr>
           <w:ilvl w:val="0"/>
           <w:numId w:val="2"/>
@@ -3201,7 +3217,7 @@
     </w:p>
     <w:p>
       <w:pPr>
-        <w:pStyle w:val="ListParagraph"/>
+        <w:pStyle w:val="Lijstalinea"/>
         <w:numPr>
           <w:ilvl w:val="0"/>
           <w:numId w:val="2"/>
@@ -3227,7 +3243,7 @@
     </w:p>
     <w:p>
       <w:pPr>
-        <w:pStyle w:val="ListParagraph"/>
+        <w:pStyle w:val="Lijstalinea"/>
         <w:numPr>
           <w:ilvl w:val="0"/>
           <w:numId w:val="2"/>
@@ -3245,7 +3261,7 @@
     </w:p>
     <w:p>
       <w:pPr>
-        <w:pStyle w:val="ListParagraph"/>
+        <w:pStyle w:val="Lijstalinea"/>
         <w:numPr>
           <w:ilvl w:val="0"/>
           <w:numId w:val="2"/>
@@ -3460,13 +3476,13 @@
     </w:p>
     <w:p>
       <w:pPr>
-        <w:pStyle w:val="Heading1"/>
-        <w:rPr>
-          <w:b/>
-          <w:bCs/>
-        </w:rPr>
-      </w:pPr>
-      <w:bookmarkStart w:id="4" w:name="_Toc220871456"/>
+        <w:pStyle w:val="Kop1"/>
+        <w:rPr>
+          <w:b/>
+          <w:bCs/>
+        </w:rPr>
+      </w:pPr>
+      <w:bookmarkStart w:id="4" w:name="_Toc220877324"/>
       <w:r>
         <w:rPr>
           <w:b/>
@@ -3545,7 +3561,7 @@
     </w:p>
     <w:p>
       <w:pPr>
-        <w:pStyle w:val="ListParagraph"/>
+        <w:pStyle w:val="Lijstalinea"/>
         <w:numPr>
           <w:ilvl w:val="0"/>
           <w:numId w:val="2"/>
@@ -3575,7 +3591,7 @@
     </w:p>
     <w:p>
       <w:pPr>
-        <w:pStyle w:val="ListParagraph"/>
+        <w:pStyle w:val="Lijstalinea"/>
         <w:numPr>
           <w:ilvl w:val="0"/>
           <w:numId w:val="2"/>
@@ -3593,7 +3609,7 @@
     </w:p>
     <w:p>
       <w:pPr>
-        <w:pStyle w:val="ListParagraph"/>
+        <w:pStyle w:val="Lijstalinea"/>
         <w:numPr>
           <w:ilvl w:val="0"/>
           <w:numId w:val="2"/>
@@ -3647,7 +3663,7 @@
     </w:p>
     <w:p>
       <w:pPr>
-        <w:pStyle w:val="ListParagraph"/>
+        <w:pStyle w:val="Lijstalinea"/>
         <w:numPr>
           <w:ilvl w:val="0"/>
           <w:numId w:val="2"/>
@@ -3681,7 +3697,7 @@
     </w:p>
     <w:p>
       <w:pPr>
-        <w:pStyle w:val="ListParagraph"/>
+        <w:pStyle w:val="Lijstalinea"/>
         <w:numPr>
           <w:ilvl w:val="0"/>
           <w:numId w:val="2"/>
@@ -3705,7 +3721,7 @@
     </w:p>
     <w:p>
       <w:pPr>
-        <w:pStyle w:val="ListParagraph"/>
+        <w:pStyle w:val="Lijstalinea"/>
         <w:numPr>
           <w:ilvl w:val="0"/>
           <w:numId w:val="2"/>
@@ -3729,7 +3745,7 @@
     </w:p>
     <w:p>
       <w:pPr>
-        <w:pStyle w:val="ListParagraph"/>
+        <w:pStyle w:val="Lijstalinea"/>
         <w:numPr>
           <w:ilvl w:val="0"/>
           <w:numId w:val="2"/>
@@ -3747,7 +3763,7 @@
     </w:p>
     <w:p>
       <w:pPr>
-        <w:pStyle w:val="ListParagraph"/>
+        <w:pStyle w:val="Lijstalinea"/>
         <w:numPr>
           <w:ilvl w:val="0"/>
           <w:numId w:val="2"/>
@@ -3932,19 +3948,7 @@
         <w:rPr>
           <w:lang w:val="nl-NL"/>
         </w:rPr>
-        <w:t>de mogelijkheid van het testen van de verschillende baselines is deze camera hier niet geschikt voor, het heeft een vaste baseline sinds het é</w:t>
-      </w:r>
-      <w:r>
-        <w:rPr>
-          <w:lang w:val="nl-NL"/>
-        </w:rPr>
-        <w:t>é</w:t>
-      </w:r>
-      <w:r>
-        <w:rPr>
-          <w:lang w:val="nl-NL"/>
-        </w:rPr>
-        <w:t>n module is met twee camera’s.</w:t>
+        <w:t>de mogelijkheid van het testen van de verschillende baselines is deze camera hier niet geschikt voor, het heeft een vaste baseline sinds het één module is met twee camera’s.</w:t>
       </w:r>
     </w:p>
     <w:p>
@@ -4120,34 +4124,34 @@
     </w:p>
     <w:p>
       <w:pPr>
-        <w:pStyle w:val="Heading1"/>
-        <w:rPr>
-          <w:b/>
-          <w:bCs/>
-          <w:lang w:val="nl-NL"/>
-        </w:rPr>
-      </w:pPr>
-    </w:p>
-    <w:p>
-      <w:pPr>
-        <w:pStyle w:val="Heading1"/>
-        <w:rPr>
-          <w:b/>
-          <w:bCs/>
-          <w:lang w:val="nl-NL"/>
-        </w:rPr>
-      </w:pPr>
-    </w:p>
-    <w:p>
-      <w:pPr>
-        <w:pStyle w:val="Heading1"/>
-        <w:rPr>
-          <w:b/>
-          <w:bCs/>
-          <w:lang w:val="nl-NL"/>
-        </w:rPr>
-      </w:pPr>
-      <w:bookmarkStart w:id="5" w:name="_Toc220871457"/>
+        <w:pStyle w:val="Kop1"/>
+        <w:rPr>
+          <w:b/>
+          <w:bCs/>
+          <w:lang w:val="nl-NL"/>
+        </w:rPr>
+      </w:pPr>
+    </w:p>
+    <w:p>
+      <w:pPr>
+        <w:pStyle w:val="Kop1"/>
+        <w:rPr>
+          <w:b/>
+          <w:bCs/>
+          <w:lang w:val="nl-NL"/>
+        </w:rPr>
+      </w:pPr>
+    </w:p>
+    <w:p>
+      <w:pPr>
+        <w:pStyle w:val="Kop1"/>
+        <w:rPr>
+          <w:b/>
+          <w:bCs/>
+          <w:lang w:val="nl-NL"/>
+        </w:rPr>
+      </w:pPr>
+      <w:bookmarkStart w:id="5" w:name="_Toc220877325"/>
       <w:r>
         <w:rPr>
           <w:b/>
@@ -4199,7 +4203,7 @@
     </w:p>
     <w:p>
       <w:pPr>
-        <w:pStyle w:val="Heading2"/>
+        <w:pStyle w:val="Kop2"/>
         <w:numPr>
           <w:ilvl w:val="0"/>
           <w:numId w:val="3"/>
@@ -4212,7 +4216,7 @@
           <w:lang w:val="nl-NL"/>
         </w:rPr>
       </w:pPr>
-      <w:bookmarkStart w:id="6" w:name="_Toc220871458"/>
+      <w:bookmarkStart w:id="6" w:name="_Toc220877326"/>
       <w:r>
         <w:rPr>
           <w:lang w:val="nl-NL"/>
@@ -4249,7 +4253,7 @@
     </w:p>
     <w:p>
       <w:pPr>
-        <w:pStyle w:val="Heading2"/>
+        <w:pStyle w:val="Kop2"/>
         <w:numPr>
           <w:ilvl w:val="0"/>
           <w:numId w:val="3"/>
@@ -4262,7 +4266,7 @@
           <w:lang w:val="nl-NL"/>
         </w:rPr>
       </w:pPr>
-      <w:bookmarkStart w:id="7" w:name="_Toc220871459"/>
+      <w:bookmarkStart w:id="7" w:name="_Toc220877327"/>
       <w:r>
         <w:rPr>
           <w:lang w:val="nl-NL"/>
@@ -4287,7 +4291,7 @@
     </w:p>
     <w:p>
       <w:pPr>
-        <w:pStyle w:val="Heading2"/>
+        <w:pStyle w:val="Kop2"/>
         <w:numPr>
           <w:ilvl w:val="0"/>
           <w:numId w:val="3"/>
@@ -4300,7 +4304,7 @@
           <w:lang w:val="nl-NL"/>
         </w:rPr>
       </w:pPr>
-      <w:bookmarkStart w:id="8" w:name="_Toc220871460"/>
+      <w:bookmarkStart w:id="8" w:name="_Toc220877328"/>
       <w:r>
         <w:rPr>
           <w:lang w:val="nl-NL"/>
@@ -4339,7 +4343,7 @@
     </w:p>
     <w:p>
       <w:pPr>
-        <w:pStyle w:val="Heading2"/>
+        <w:pStyle w:val="Kop2"/>
         <w:numPr>
           <w:ilvl w:val="0"/>
           <w:numId w:val="3"/>
@@ -4352,7 +4356,7 @@
           <w:lang w:val="nl-NL"/>
         </w:rPr>
       </w:pPr>
-      <w:bookmarkStart w:id="9" w:name="_Toc220871461"/>
+      <w:bookmarkStart w:id="9" w:name="_Toc220877329"/>
       <w:r>
         <w:rPr>
           <w:lang w:val="nl-NL"/>
@@ -4377,12 +4381,12 @@
     </w:p>
     <w:p>
       <w:pPr>
-        <w:pStyle w:val="Heading2"/>
-        <w:rPr>
-          <w:lang w:val="nl-NL"/>
-        </w:rPr>
-      </w:pPr>
-      <w:bookmarkStart w:id="10" w:name="_Toc220871462"/>
+        <w:pStyle w:val="Kop2"/>
+        <w:rPr>
+          <w:lang w:val="nl-NL"/>
+        </w:rPr>
+      </w:pPr>
+      <w:bookmarkStart w:id="10" w:name="_Toc220877330"/>
       <w:r>
         <w:rPr>
           <w:lang w:val="nl-NL"/>
@@ -4422,7 +4426,7 @@
     </w:p>
     <w:p>
       <w:pPr>
-        <w:pStyle w:val="Heading2"/>
+        <w:pStyle w:val="Kop2"/>
         <w:ind w:firstLine="360"/>
         <w:rPr>
           <w:b/>
@@ -4430,7 +4434,7 @@
           <w:lang w:val="nl-NL"/>
         </w:rPr>
       </w:pPr>
-      <w:bookmarkStart w:id="11" w:name="_Toc220871463"/>
+      <w:bookmarkStart w:id="11" w:name="_Toc220877331"/>
       <w:r>
         <w:rPr>
           <w:b/>
@@ -4548,19 +4552,7 @@
         <w:rPr>
           <w:lang w:val="nl-NL"/>
         </w:rPr>
-        <w:t xml:space="preserve">Ook al heeft de </w:t>
-      </w:r>
-      <w:r>
-        <w:rPr>
-          <w:lang w:val="nl-NL"/>
-        </w:rPr>
-        <w:t>Waveshare IMX219-83 Stereo Camera</w:t>
-      </w:r>
-      <w:r>
-        <w:rPr>
-          <w:lang w:val="nl-NL"/>
-        </w:rPr>
-        <w:t xml:space="preserve"> meer controle heeft over de configuratie dan de </w:t>
+        <w:t xml:space="preserve">Ook al heeft de Waveshare IMX219-83 Stereo Camera meer controle heeft over de configuratie dan de </w:t>
       </w:r>
       <w:proofErr w:type="spellStart"/>
       <w:r>
@@ -4768,14 +4760,14 @@
     </w:p>
     <w:p>
       <w:pPr>
-        <w:pStyle w:val="Heading1"/>
-        <w:rPr>
-          <w:b/>
-          <w:bCs/>
-          <w:lang w:val="nl-NL"/>
-        </w:rPr>
-      </w:pPr>
-      <w:bookmarkStart w:id="12" w:name="_Toc220871464"/>
+        <w:pStyle w:val="Kop1"/>
+        <w:rPr>
+          <w:b/>
+          <w:bCs/>
+          <w:lang w:val="nl-NL"/>
+        </w:rPr>
+      </w:pPr>
+      <w:bookmarkStart w:id="12" w:name="_Toc220877332"/>
       <w:r>
         <w:rPr>
           <w:b/>
@@ -4789,7 +4781,7 @@
     <w:p/>
     <w:p>
       <w:pPr>
-        <w:pStyle w:val="ListParagraph"/>
+        <w:pStyle w:val="Lijstalinea"/>
         <w:numPr>
           <w:ilvl w:val="0"/>
           <w:numId w:val="1"/>
@@ -4847,27 +4839,19 @@
     </w:p>
     <w:p>
       <w:pPr>
-        <w:pStyle w:val="ListParagraph"/>
-      </w:pPr>
-    </w:p>
-    <w:p>
-      <w:pPr>
-        <w:pStyle w:val="ListParagraph"/>
+        <w:pStyle w:val="Lijstalinea"/>
+      </w:pPr>
+    </w:p>
+    <w:p>
+      <w:pPr>
+        <w:pStyle w:val="Lijstalinea"/>
         <w:numPr>
           <w:ilvl w:val="0"/>
           <w:numId w:val="1"/>
         </w:numPr>
       </w:pPr>
       <w:r>
-        <w:t>[2] “</w:t>
-      </w:r>
-      <w:proofErr w:type="spellStart"/>
-      <w:r>
-        <w:t>Arducam</w:t>
-      </w:r>
-      <w:proofErr w:type="spellEnd"/>
-      <w:r>
-        <w:t xml:space="preserve"> Autofocus USB Camera Module with Microphones for Computer / Raspberry Pi,” Amazon.nl. [Online]. Available:</w:t>
+        <w:t>[2] “Arducam Autofocus USB Camera Module with Microphones for Computer / Raspberry Pi,” Amazon.nl. [Online]. Available:</w:t>
       </w:r>
       <w:r>
         <w:t xml:space="preserve"> </w:t>
@@ -4889,12 +4873,12 @@
     </w:p>
     <w:p>
       <w:pPr>
-        <w:pStyle w:val="ListParagraph"/>
-      </w:pPr>
-    </w:p>
-    <w:p>
-      <w:pPr>
-        <w:pStyle w:val="ListParagraph"/>
+        <w:pStyle w:val="Lijstalinea"/>
+      </w:pPr>
+    </w:p>
+    <w:p>
+      <w:pPr>
+        <w:pStyle w:val="Lijstalinea"/>
         <w:numPr>
           <w:ilvl w:val="0"/>
           <w:numId w:val="1"/>
@@ -4929,13 +4913,13 @@
     <w:p/>
     <w:p>
       <w:pPr>
-        <w:pStyle w:val="Heading1"/>
-        <w:rPr>
-          <w:b/>
-          <w:bCs/>
-        </w:rPr>
-      </w:pPr>
-      <w:bookmarkStart w:id="13" w:name="_Toc220871465"/>
+        <w:pStyle w:val="Kop1"/>
+        <w:rPr>
+          <w:b/>
+          <w:bCs/>
+        </w:rPr>
+      </w:pPr>
+      <w:bookmarkStart w:id="13" w:name="_Toc220877333"/>
       <w:r>
         <w:rPr>
           <w:b/>
@@ -4947,7 +4931,7 @@
     </w:p>
     <w:tbl>
       <w:tblPr>
-        <w:tblStyle w:val="TableGrid"/>
+        <w:tblStyle w:val="Tabelraster"/>
         <w:tblW w:w="0" w:type="auto"/>
         <w:tblLook w:val="04A0" w:firstRow="1" w:lastRow="0" w:firstColumn="1" w:lastColumn="0" w:noHBand="0" w:noVBand="1"/>
       </w:tblPr>
@@ -5113,7 +5097,7 @@
   <w:sdt>
     <w:sdtPr>
       <w:rPr>
-        <w:rStyle w:val="PageNumber"/>
+        <w:rStyle w:val="Paginanummer"/>
       </w:rPr>
       <w:id w:val="-2105325562"/>
       <w:docPartObj>
@@ -5124,33 +5108,33 @@
     <w:sdtContent>
       <w:p>
         <w:pPr>
-          <w:pStyle w:val="Footer"/>
+          <w:pStyle w:val="Voettekst"/>
           <w:framePr w:wrap="none" w:vAnchor="text" w:hAnchor="margin" w:xAlign="right" w:y="1"/>
           <w:rPr>
-            <w:rStyle w:val="PageNumber"/>
+            <w:rStyle w:val="Paginanummer"/>
           </w:rPr>
         </w:pPr>
         <w:r>
           <w:rPr>
-            <w:rStyle w:val="PageNumber"/>
+            <w:rStyle w:val="Paginanummer"/>
           </w:rPr>
           <w:fldChar w:fldCharType="begin"/>
         </w:r>
         <w:r>
           <w:rPr>
-            <w:rStyle w:val="PageNumber"/>
+            <w:rStyle w:val="Paginanummer"/>
           </w:rPr>
           <w:instrText xml:space="preserve"> PAGE </w:instrText>
         </w:r>
         <w:r>
           <w:rPr>
-            <w:rStyle w:val="PageNumber"/>
+            <w:rStyle w:val="Paginanummer"/>
           </w:rPr>
           <w:fldChar w:fldCharType="separate"/>
         </w:r>
         <w:r>
           <w:rPr>
-            <w:rStyle w:val="PageNumber"/>
+            <w:rStyle w:val="Paginanummer"/>
           </w:rPr>
           <w:fldChar w:fldCharType="end"/>
         </w:r>
@@ -5159,7 +5143,7 @@
   </w:sdt>
   <w:p>
     <w:pPr>
-      <w:pStyle w:val="Footer"/>
+      <w:pStyle w:val="Voettekst"/>
       <w:ind w:right="360"/>
     </w:pPr>
   </w:p>
@@ -5171,7 +5155,7 @@
   <w:sdt>
     <w:sdtPr>
       <w:rPr>
-        <w:rStyle w:val="PageNumber"/>
+        <w:rStyle w:val="Paginanummer"/>
       </w:rPr>
       <w:id w:val="1936245029"/>
       <w:docPartObj>
@@ -5182,40 +5166,40 @@
     <w:sdtContent>
       <w:p>
         <w:pPr>
-          <w:pStyle w:val="Footer"/>
+          <w:pStyle w:val="Voettekst"/>
           <w:framePr w:wrap="none" w:vAnchor="text" w:hAnchor="margin" w:xAlign="right" w:y="1"/>
           <w:rPr>
-            <w:rStyle w:val="PageNumber"/>
+            <w:rStyle w:val="Paginanummer"/>
           </w:rPr>
         </w:pPr>
         <w:r>
           <w:rPr>
-            <w:rStyle w:val="PageNumber"/>
+            <w:rStyle w:val="Paginanummer"/>
           </w:rPr>
           <w:fldChar w:fldCharType="begin"/>
         </w:r>
         <w:r>
           <w:rPr>
-            <w:rStyle w:val="PageNumber"/>
+            <w:rStyle w:val="Paginanummer"/>
           </w:rPr>
           <w:instrText xml:space="preserve"> PAGE </w:instrText>
         </w:r>
         <w:r>
           <w:rPr>
-            <w:rStyle w:val="PageNumber"/>
+            <w:rStyle w:val="Paginanummer"/>
           </w:rPr>
           <w:fldChar w:fldCharType="separate"/>
         </w:r>
         <w:r>
           <w:rPr>
-            <w:rStyle w:val="PageNumber"/>
+            <w:rStyle w:val="Paginanummer"/>
             <w:noProof/>
           </w:rPr>
           <w:t>1</w:t>
         </w:r>
         <w:r>
           <w:rPr>
-            <w:rStyle w:val="PageNumber"/>
+            <w:rStyle w:val="Paginanummer"/>
           </w:rPr>
           <w:fldChar w:fldCharType="end"/>
         </w:r>
@@ -5224,7 +5208,7 @@
   </w:sdt>
   <w:p>
     <w:pPr>
-      <w:pStyle w:val="Footer"/>
+      <w:pStyle w:val="Voettekst"/>
       <w:ind w:right="360"/>
     </w:pPr>
   </w:p>
@@ -5981,16 +5965,16 @@
     <w:lsdException w:name="Unresolved Mention" w:semiHidden="1" w:unhideWhenUsed="1"/>
     <w:lsdException w:name="Smart Link" w:semiHidden="1" w:unhideWhenUsed="1"/>
   </w:latentStyles>
-  <w:style w:type="paragraph" w:default="1" w:styleId="Normal">
+  <w:style w:type="paragraph" w:default="1" w:styleId="Standaard">
     <w:name w:val="Normal"/>
     <w:qFormat/>
     <w:rsid w:val="005949EE"/>
   </w:style>
-  <w:style w:type="paragraph" w:styleId="Heading1">
+  <w:style w:type="paragraph" w:styleId="Kop1">
     <w:name w:val="heading 1"/>
-    <w:basedOn w:val="Normal"/>
-    <w:next w:val="Normal"/>
-    <w:link w:val="Heading1Char"/>
+    <w:basedOn w:val="Standaard"/>
+    <w:next w:val="Standaard"/>
+    <w:link w:val="Kop1Char"/>
     <w:uiPriority w:val="9"/>
     <w:qFormat/>
     <w:rsid w:val="005949EE"/>
@@ -6007,11 +5991,11 @@
       <w:szCs w:val="40"/>
     </w:rPr>
   </w:style>
-  <w:style w:type="paragraph" w:styleId="Heading2">
+  <w:style w:type="paragraph" w:styleId="Kop2">
     <w:name w:val="heading 2"/>
-    <w:basedOn w:val="Normal"/>
-    <w:next w:val="Normal"/>
-    <w:link w:val="Heading2Char"/>
+    <w:basedOn w:val="Standaard"/>
+    <w:next w:val="Standaard"/>
+    <w:link w:val="Kop2Char"/>
     <w:uiPriority w:val="9"/>
     <w:unhideWhenUsed/>
     <w:qFormat/>
@@ -6029,11 +6013,11 @@
       <w:szCs w:val="32"/>
     </w:rPr>
   </w:style>
-  <w:style w:type="paragraph" w:styleId="Heading3">
+  <w:style w:type="paragraph" w:styleId="Kop3">
     <w:name w:val="heading 3"/>
-    <w:basedOn w:val="Normal"/>
-    <w:next w:val="Normal"/>
-    <w:link w:val="Heading3Char"/>
+    <w:basedOn w:val="Standaard"/>
+    <w:next w:val="Standaard"/>
+    <w:link w:val="Kop3Char"/>
     <w:uiPriority w:val="9"/>
     <w:semiHidden/>
     <w:unhideWhenUsed/>
@@ -6052,11 +6036,11 @@
       <w:szCs w:val="28"/>
     </w:rPr>
   </w:style>
-  <w:style w:type="paragraph" w:styleId="Heading4">
+  <w:style w:type="paragraph" w:styleId="Kop4">
     <w:name w:val="heading 4"/>
-    <w:basedOn w:val="Normal"/>
-    <w:next w:val="Normal"/>
-    <w:link w:val="Heading4Char"/>
+    <w:basedOn w:val="Standaard"/>
+    <w:next w:val="Standaard"/>
+    <w:link w:val="Kop4Char"/>
     <w:uiPriority w:val="9"/>
     <w:semiHidden/>
     <w:unhideWhenUsed/>
@@ -6075,11 +6059,11 @@
       <w:color w:val="0F4761" w:themeColor="accent1" w:themeShade="BF"/>
     </w:rPr>
   </w:style>
-  <w:style w:type="paragraph" w:styleId="Heading5">
+  <w:style w:type="paragraph" w:styleId="Kop5">
     <w:name w:val="heading 5"/>
-    <w:basedOn w:val="Normal"/>
-    <w:next w:val="Normal"/>
-    <w:link w:val="Heading5Char"/>
+    <w:basedOn w:val="Standaard"/>
+    <w:next w:val="Standaard"/>
+    <w:link w:val="Kop5Char"/>
     <w:uiPriority w:val="9"/>
     <w:semiHidden/>
     <w:unhideWhenUsed/>
@@ -6096,11 +6080,11 @@
       <w:color w:val="0F4761" w:themeColor="accent1" w:themeShade="BF"/>
     </w:rPr>
   </w:style>
-  <w:style w:type="paragraph" w:styleId="Heading6">
+  <w:style w:type="paragraph" w:styleId="Kop6">
     <w:name w:val="heading 6"/>
-    <w:basedOn w:val="Normal"/>
-    <w:next w:val="Normal"/>
-    <w:link w:val="Heading6Char"/>
+    <w:basedOn w:val="Standaard"/>
+    <w:next w:val="Standaard"/>
+    <w:link w:val="Kop6Char"/>
     <w:uiPriority w:val="9"/>
     <w:semiHidden/>
     <w:unhideWhenUsed/>
@@ -6119,11 +6103,11 @@
       <w:color w:val="595959" w:themeColor="text1" w:themeTint="A6"/>
     </w:rPr>
   </w:style>
-  <w:style w:type="paragraph" w:styleId="Heading7">
+  <w:style w:type="paragraph" w:styleId="Kop7">
     <w:name w:val="heading 7"/>
-    <w:basedOn w:val="Normal"/>
-    <w:next w:val="Normal"/>
-    <w:link w:val="Heading7Char"/>
+    <w:basedOn w:val="Standaard"/>
+    <w:next w:val="Standaard"/>
+    <w:link w:val="Kop7Char"/>
     <w:uiPriority w:val="9"/>
     <w:semiHidden/>
     <w:unhideWhenUsed/>
@@ -6140,11 +6124,11 @@
       <w:color w:val="595959" w:themeColor="text1" w:themeTint="A6"/>
     </w:rPr>
   </w:style>
-  <w:style w:type="paragraph" w:styleId="Heading8">
+  <w:style w:type="paragraph" w:styleId="Kop8">
     <w:name w:val="heading 8"/>
-    <w:basedOn w:val="Normal"/>
-    <w:next w:val="Normal"/>
-    <w:link w:val="Heading8Char"/>
+    <w:basedOn w:val="Standaard"/>
+    <w:next w:val="Standaard"/>
+    <w:link w:val="Kop8Char"/>
     <w:uiPriority w:val="9"/>
     <w:semiHidden/>
     <w:unhideWhenUsed/>
@@ -6163,11 +6147,11 @@
       <w:color w:val="272727" w:themeColor="text1" w:themeTint="D8"/>
     </w:rPr>
   </w:style>
-  <w:style w:type="paragraph" w:styleId="Heading9">
+  <w:style w:type="paragraph" w:styleId="Kop9">
     <w:name w:val="heading 9"/>
-    <w:basedOn w:val="Normal"/>
-    <w:next w:val="Normal"/>
-    <w:link w:val="Heading9Char"/>
+    <w:basedOn w:val="Standaard"/>
+    <w:next w:val="Standaard"/>
+    <w:link w:val="Kop9Char"/>
     <w:uiPriority w:val="9"/>
     <w:semiHidden/>
     <w:unhideWhenUsed/>
@@ -6184,13 +6168,13 @@
       <w:color w:val="272727" w:themeColor="text1" w:themeTint="D8"/>
     </w:rPr>
   </w:style>
-  <w:style w:type="character" w:default="1" w:styleId="DefaultParagraphFont">
+  <w:style w:type="character" w:default="1" w:styleId="Standaardalinea-lettertype">
     <w:name w:val="Default Paragraph Font"/>
     <w:uiPriority w:val="1"/>
     <w:semiHidden/>
     <w:unhideWhenUsed/>
   </w:style>
-  <w:style w:type="table" w:default="1" w:styleId="TableNormal">
+  <w:style w:type="table" w:default="1" w:styleId="Standaardtabel">
     <w:name w:val="Normal Table"/>
     <w:uiPriority w:val="99"/>
     <w:semiHidden/>
@@ -6205,16 +6189,16 @@
       </w:tblCellMar>
     </w:tblPr>
   </w:style>
-  <w:style w:type="numbering" w:default="1" w:styleId="NoList">
+  <w:style w:type="numbering" w:default="1" w:styleId="Geenlijst">
     <w:name w:val="No List"/>
     <w:uiPriority w:val="99"/>
     <w:semiHidden/>
     <w:unhideWhenUsed/>
   </w:style>
-  <w:style w:type="character" w:customStyle="1" w:styleId="Heading1Char">
-    <w:name w:val="Heading 1 Char"/>
-    <w:basedOn w:val="DefaultParagraphFont"/>
-    <w:link w:val="Heading1"/>
+  <w:style w:type="character" w:customStyle="1" w:styleId="Kop1Char">
+    <w:name w:val="Kop 1 Char"/>
+    <w:basedOn w:val="Standaardalinea-lettertype"/>
+    <w:link w:val="Kop1"/>
     <w:uiPriority w:val="9"/>
     <w:rsid w:val="005949EE"/>
     <w:rPr>
@@ -6224,10 +6208,10 @@
       <w:szCs w:val="40"/>
     </w:rPr>
   </w:style>
-  <w:style w:type="character" w:customStyle="1" w:styleId="Heading2Char">
-    <w:name w:val="Heading 2 Char"/>
-    <w:basedOn w:val="DefaultParagraphFont"/>
-    <w:link w:val="Heading2"/>
+  <w:style w:type="character" w:customStyle="1" w:styleId="Kop2Char">
+    <w:name w:val="Kop 2 Char"/>
+    <w:basedOn w:val="Standaardalinea-lettertype"/>
+    <w:link w:val="Kop2"/>
     <w:uiPriority w:val="9"/>
     <w:rsid w:val="005949EE"/>
     <w:rPr>
@@ -6237,10 +6221,10 @@
       <w:szCs w:val="32"/>
     </w:rPr>
   </w:style>
-  <w:style w:type="character" w:customStyle="1" w:styleId="Heading3Char">
-    <w:name w:val="Heading 3 Char"/>
-    <w:basedOn w:val="DefaultParagraphFont"/>
-    <w:link w:val="Heading3"/>
+  <w:style w:type="character" w:customStyle="1" w:styleId="Kop3Char">
+    <w:name w:val="Kop 3 Char"/>
+    <w:basedOn w:val="Standaardalinea-lettertype"/>
+    <w:link w:val="Kop3"/>
     <w:uiPriority w:val="9"/>
     <w:semiHidden/>
     <w:rsid w:val="005949EE"/>
@@ -6251,10 +6235,10 @@
       <w:szCs w:val="28"/>
     </w:rPr>
   </w:style>
-  <w:style w:type="character" w:customStyle="1" w:styleId="Heading4Char">
-    <w:name w:val="Heading 4 Char"/>
-    <w:basedOn w:val="DefaultParagraphFont"/>
-    <w:link w:val="Heading4"/>
+  <w:style w:type="character" w:customStyle="1" w:styleId="Kop4Char">
+    <w:name w:val="Kop 4 Char"/>
+    <w:basedOn w:val="Standaardalinea-lettertype"/>
+    <w:link w:val="Kop4"/>
     <w:uiPriority w:val="9"/>
     <w:semiHidden/>
     <w:rsid w:val="005949EE"/>
@@ -6265,10 +6249,10 @@
       <w:color w:val="0F4761" w:themeColor="accent1" w:themeShade="BF"/>
     </w:rPr>
   </w:style>
-  <w:style w:type="character" w:customStyle="1" w:styleId="Heading5Char">
-    <w:name w:val="Heading 5 Char"/>
-    <w:basedOn w:val="DefaultParagraphFont"/>
-    <w:link w:val="Heading5"/>
+  <w:style w:type="character" w:customStyle="1" w:styleId="Kop5Char">
+    <w:name w:val="Kop 5 Char"/>
+    <w:basedOn w:val="Standaardalinea-lettertype"/>
+    <w:link w:val="Kop5"/>
     <w:uiPriority w:val="9"/>
     <w:semiHidden/>
     <w:rsid w:val="005949EE"/>
@@ -6277,10 +6261,10 @@
       <w:color w:val="0F4761" w:themeColor="accent1" w:themeShade="BF"/>
     </w:rPr>
   </w:style>
-  <w:style w:type="character" w:customStyle="1" w:styleId="Heading6Char">
-    <w:name w:val="Heading 6 Char"/>
-    <w:basedOn w:val="DefaultParagraphFont"/>
-    <w:link w:val="Heading6"/>
+  <w:style w:type="character" w:customStyle="1" w:styleId="Kop6Char">
+    <w:name w:val="Kop 6 Char"/>
+    <w:basedOn w:val="Standaardalinea-lettertype"/>
+    <w:link w:val="Kop6"/>
     <w:uiPriority w:val="9"/>
     <w:semiHidden/>
     <w:rsid w:val="005949EE"/>
@@ -6291,10 +6275,10 @@
       <w:color w:val="595959" w:themeColor="text1" w:themeTint="A6"/>
     </w:rPr>
   </w:style>
-  <w:style w:type="character" w:customStyle="1" w:styleId="Heading7Char">
-    <w:name w:val="Heading 7 Char"/>
-    <w:basedOn w:val="DefaultParagraphFont"/>
-    <w:link w:val="Heading7"/>
+  <w:style w:type="character" w:customStyle="1" w:styleId="Kop7Char">
+    <w:name w:val="Kop 7 Char"/>
+    <w:basedOn w:val="Standaardalinea-lettertype"/>
+    <w:link w:val="Kop7"/>
     <w:uiPriority w:val="9"/>
     <w:semiHidden/>
     <w:rsid w:val="005949EE"/>
@@ -6303,10 +6287,10 @@
       <w:color w:val="595959" w:themeColor="text1" w:themeTint="A6"/>
     </w:rPr>
   </w:style>
-  <w:style w:type="character" w:customStyle="1" w:styleId="Heading8Char">
-    <w:name w:val="Heading 8 Char"/>
-    <w:basedOn w:val="DefaultParagraphFont"/>
-    <w:link w:val="Heading8"/>
+  <w:style w:type="character" w:customStyle="1" w:styleId="Kop8Char">
+    <w:name w:val="Kop 8 Char"/>
+    <w:basedOn w:val="Standaardalinea-lettertype"/>
+    <w:link w:val="Kop8"/>
     <w:uiPriority w:val="9"/>
     <w:semiHidden/>
     <w:rsid w:val="005949EE"/>
@@ -6317,10 +6301,10 @@
       <w:color w:val="272727" w:themeColor="text1" w:themeTint="D8"/>
     </w:rPr>
   </w:style>
-  <w:style w:type="character" w:customStyle="1" w:styleId="Heading9Char">
-    <w:name w:val="Heading 9 Char"/>
-    <w:basedOn w:val="DefaultParagraphFont"/>
-    <w:link w:val="Heading9"/>
+  <w:style w:type="character" w:customStyle="1" w:styleId="Kop9Char">
+    <w:name w:val="Kop 9 Char"/>
+    <w:basedOn w:val="Standaardalinea-lettertype"/>
+    <w:link w:val="Kop9"/>
     <w:uiPriority w:val="9"/>
     <w:semiHidden/>
     <w:rsid w:val="005949EE"/>
@@ -6329,11 +6313,11 @@
       <w:color w:val="272727" w:themeColor="text1" w:themeTint="D8"/>
     </w:rPr>
   </w:style>
-  <w:style w:type="paragraph" w:styleId="Title">
+  <w:style w:type="paragraph" w:styleId="Titel">
     <w:name w:val="Title"/>
-    <w:basedOn w:val="Normal"/>
-    <w:next w:val="Normal"/>
-    <w:link w:val="TitleChar"/>
+    <w:basedOn w:val="Standaard"/>
+    <w:next w:val="Standaard"/>
+    <w:link w:val="TitelChar"/>
     <w:uiPriority w:val="10"/>
     <w:qFormat/>
     <w:rsid w:val="005949EE"/>
@@ -6349,10 +6333,10 @@
       <w:szCs w:val="56"/>
     </w:rPr>
   </w:style>
-  <w:style w:type="character" w:customStyle="1" w:styleId="TitleChar">
-    <w:name w:val="Title Char"/>
-    <w:basedOn w:val="DefaultParagraphFont"/>
-    <w:link w:val="Title"/>
+  <w:style w:type="character" w:customStyle="1" w:styleId="TitelChar">
+    <w:name w:val="Titel Char"/>
+    <w:basedOn w:val="Standaardalinea-lettertype"/>
+    <w:link w:val="Titel"/>
     <w:uiPriority w:val="10"/>
     <w:rsid w:val="005949EE"/>
     <w:rPr>
@@ -6363,11 +6347,11 @@
       <w:szCs w:val="56"/>
     </w:rPr>
   </w:style>
-  <w:style w:type="paragraph" w:styleId="Subtitle">
+  <w:style w:type="paragraph" w:styleId="Ondertitel">
     <w:name w:val="Subtitle"/>
-    <w:basedOn w:val="Normal"/>
-    <w:next w:val="Normal"/>
-    <w:link w:val="SubtitleChar"/>
+    <w:basedOn w:val="Standaard"/>
+    <w:next w:val="Standaard"/>
+    <w:link w:val="OndertitelChar"/>
     <w:uiPriority w:val="11"/>
     <w:qFormat/>
     <w:rsid w:val="005949EE"/>
@@ -6384,10 +6368,10 @@
       <w:szCs w:val="28"/>
     </w:rPr>
   </w:style>
-  <w:style w:type="character" w:customStyle="1" w:styleId="SubtitleChar">
-    <w:name w:val="Subtitle Char"/>
-    <w:basedOn w:val="DefaultParagraphFont"/>
-    <w:link w:val="Subtitle"/>
+  <w:style w:type="character" w:customStyle="1" w:styleId="OndertitelChar">
+    <w:name w:val="Ondertitel Char"/>
+    <w:basedOn w:val="Standaardalinea-lettertype"/>
+    <w:link w:val="Ondertitel"/>
     <w:uiPriority w:val="11"/>
     <w:rsid w:val="005949EE"/>
     <w:rPr>
@@ -6398,11 +6382,11 @@
       <w:szCs w:val="28"/>
     </w:rPr>
   </w:style>
-  <w:style w:type="paragraph" w:styleId="Quote">
+  <w:style w:type="paragraph" w:styleId="Citaat">
     <w:name w:val="Quote"/>
-    <w:basedOn w:val="Normal"/>
-    <w:next w:val="Normal"/>
-    <w:link w:val="QuoteChar"/>
+    <w:basedOn w:val="Standaard"/>
+    <w:next w:val="Standaard"/>
+    <w:link w:val="CitaatChar"/>
     <w:uiPriority w:val="29"/>
     <w:qFormat/>
     <w:rsid w:val="005949EE"/>
@@ -6416,10 +6400,10 @@
       <w:color w:val="404040" w:themeColor="text1" w:themeTint="BF"/>
     </w:rPr>
   </w:style>
-  <w:style w:type="character" w:customStyle="1" w:styleId="QuoteChar">
-    <w:name w:val="Quote Char"/>
-    <w:basedOn w:val="DefaultParagraphFont"/>
-    <w:link w:val="Quote"/>
+  <w:style w:type="character" w:customStyle="1" w:styleId="CitaatChar">
+    <w:name w:val="Citaat Char"/>
+    <w:basedOn w:val="Standaardalinea-lettertype"/>
+    <w:link w:val="Citaat"/>
     <w:uiPriority w:val="29"/>
     <w:rsid w:val="005949EE"/>
     <w:rPr>
@@ -6428,9 +6412,9 @@
       <w:color w:val="404040" w:themeColor="text1" w:themeTint="BF"/>
     </w:rPr>
   </w:style>
-  <w:style w:type="paragraph" w:styleId="ListParagraph">
+  <w:style w:type="paragraph" w:styleId="Lijstalinea">
     <w:name w:val="List Paragraph"/>
-    <w:basedOn w:val="Normal"/>
+    <w:basedOn w:val="Standaard"/>
     <w:uiPriority w:val="34"/>
     <w:qFormat/>
     <w:rsid w:val="005949EE"/>
@@ -6439,9 +6423,9 @@
       <w:contextualSpacing/>
     </w:pPr>
   </w:style>
-  <w:style w:type="character" w:styleId="IntenseEmphasis">
+  <w:style w:type="character" w:styleId="Intensievebenadrukking">
     <w:name w:val="Intense Emphasis"/>
-    <w:basedOn w:val="DefaultParagraphFont"/>
+    <w:basedOn w:val="Standaardalinea-lettertype"/>
     <w:uiPriority w:val="21"/>
     <w:qFormat/>
     <w:rsid w:val="005949EE"/>
@@ -6451,11 +6435,11 @@
       <w:color w:val="0F4761" w:themeColor="accent1" w:themeShade="BF"/>
     </w:rPr>
   </w:style>
-  <w:style w:type="paragraph" w:styleId="IntenseQuote">
+  <w:style w:type="paragraph" w:styleId="Duidelijkcitaat">
     <w:name w:val="Intense Quote"/>
-    <w:basedOn w:val="Normal"/>
-    <w:next w:val="Normal"/>
-    <w:link w:val="IntenseQuoteChar"/>
+    <w:basedOn w:val="Standaard"/>
+    <w:next w:val="Standaard"/>
+    <w:link w:val="DuidelijkcitaatChar"/>
     <w:uiPriority w:val="30"/>
     <w:qFormat/>
     <w:rsid w:val="005949EE"/>
@@ -6474,10 +6458,10 @@
       <w:color w:val="0F4761" w:themeColor="accent1" w:themeShade="BF"/>
     </w:rPr>
   </w:style>
-  <w:style w:type="character" w:customStyle="1" w:styleId="IntenseQuoteChar">
-    <w:name w:val="Intense Quote Char"/>
-    <w:basedOn w:val="DefaultParagraphFont"/>
-    <w:link w:val="IntenseQuote"/>
+  <w:style w:type="character" w:customStyle="1" w:styleId="DuidelijkcitaatChar">
+    <w:name w:val="Duidelijk citaat Char"/>
+    <w:basedOn w:val="Standaardalinea-lettertype"/>
+    <w:link w:val="Duidelijkcitaat"/>
     <w:uiPriority w:val="30"/>
     <w:rsid w:val="005949EE"/>
     <w:rPr>
@@ -6486,9 +6470,9 @@
       <w:color w:val="0F4761" w:themeColor="accent1" w:themeShade="BF"/>
     </w:rPr>
   </w:style>
-  <w:style w:type="character" w:styleId="IntenseReference">
+  <w:style w:type="character" w:styleId="Intensieveverwijzing">
     <w:name w:val="Intense Reference"/>
-    <w:basedOn w:val="DefaultParagraphFont"/>
+    <w:basedOn w:val="Standaardalinea-lettertype"/>
     <w:uiPriority w:val="32"/>
     <w:qFormat/>
     <w:rsid w:val="005949EE"/>
@@ -6502,7 +6486,7 @@
   </w:style>
   <w:style w:type="character" w:styleId="Hyperlink">
     <w:name w:val="Hyperlink"/>
-    <w:basedOn w:val="DefaultParagraphFont"/>
+    <w:basedOn w:val="Standaardalinea-lettertype"/>
     <w:uiPriority w:val="99"/>
     <w:unhideWhenUsed/>
     <w:rsid w:val="005949EE"/>
@@ -6511,9 +6495,9 @@
       <w:u w:val="single"/>
     </w:rPr>
   </w:style>
-  <w:style w:type="table" w:styleId="TableGrid">
+  <w:style w:type="table" w:styleId="Tabelraster">
     <w:name w:val="Table Grid"/>
-    <w:basedOn w:val="TableNormal"/>
+    <w:basedOn w:val="Standaardtabel"/>
     <w:uiPriority w:val="39"/>
     <w:rsid w:val="005949EE"/>
     <w:pPr>
@@ -6530,10 +6514,10 @@
       </w:tblBorders>
     </w:tblPr>
   </w:style>
-  <w:style w:type="paragraph" w:styleId="TOCHeading">
+  <w:style w:type="paragraph" w:styleId="Kopvaninhoudsopgave">
     <w:name w:val="TOC Heading"/>
-    <w:basedOn w:val="Heading1"/>
-    <w:next w:val="Normal"/>
+    <w:basedOn w:val="Kop1"/>
+    <w:next w:val="Standaard"/>
     <w:uiPriority w:val="39"/>
     <w:unhideWhenUsed/>
     <w:qFormat/>
@@ -6551,10 +6535,10 @@
       <w14:ligatures w14:val="none"/>
     </w:rPr>
   </w:style>
-  <w:style w:type="paragraph" w:styleId="TOC1">
+  <w:style w:type="paragraph" w:styleId="Inhopg1">
     <w:name w:val="toc 1"/>
-    <w:basedOn w:val="Normal"/>
-    <w:next w:val="Normal"/>
+    <w:basedOn w:val="Standaard"/>
+    <w:next w:val="Standaard"/>
     <w:autoRedefine/>
     <w:uiPriority w:val="39"/>
     <w:unhideWhenUsed/>
@@ -6569,10 +6553,10 @@
       <w:iCs/>
     </w:rPr>
   </w:style>
-  <w:style w:type="paragraph" w:styleId="TOC2">
+  <w:style w:type="paragraph" w:styleId="Inhopg2">
     <w:name w:val="toc 2"/>
-    <w:basedOn w:val="Normal"/>
-    <w:next w:val="Normal"/>
+    <w:basedOn w:val="Standaard"/>
+    <w:next w:val="Standaard"/>
     <w:autoRedefine/>
     <w:uiPriority w:val="39"/>
     <w:unhideWhenUsed/>
@@ -6588,9 +6572,9 @@
       <w:szCs w:val="22"/>
     </w:rPr>
   </w:style>
-  <w:style w:type="character" w:styleId="FollowedHyperlink">
+  <w:style w:type="character" w:styleId="GevolgdeHyperlink">
     <w:name w:val="FollowedHyperlink"/>
-    <w:basedOn w:val="DefaultParagraphFont"/>
+    <w:basedOn w:val="Standaardalinea-lettertype"/>
     <w:uiPriority w:val="99"/>
     <w:semiHidden/>
     <w:unhideWhenUsed/>
@@ -6600,10 +6584,10 @@
       <w:u w:val="single"/>
     </w:rPr>
   </w:style>
-  <w:style w:type="paragraph" w:styleId="Footer">
+  <w:style w:type="paragraph" w:styleId="Voettekst">
     <w:name w:val="footer"/>
-    <w:basedOn w:val="Normal"/>
-    <w:link w:val="FooterChar"/>
+    <w:basedOn w:val="Standaard"/>
+    <w:link w:val="VoettekstChar"/>
     <w:uiPriority w:val="99"/>
     <w:unhideWhenUsed/>
     <w:rsid w:val="0000284A"/>
@@ -6615,25 +6599,25 @@
       <w:spacing w:after="0" w:line="240" w:lineRule="auto"/>
     </w:pPr>
   </w:style>
-  <w:style w:type="character" w:customStyle="1" w:styleId="FooterChar">
-    <w:name w:val="Footer Char"/>
-    <w:basedOn w:val="DefaultParagraphFont"/>
-    <w:link w:val="Footer"/>
+  <w:style w:type="character" w:customStyle="1" w:styleId="VoettekstChar">
+    <w:name w:val="Voettekst Char"/>
+    <w:basedOn w:val="Standaardalinea-lettertype"/>
+    <w:link w:val="Voettekst"/>
     <w:uiPriority w:val="99"/>
     <w:rsid w:val="0000284A"/>
   </w:style>
-  <w:style w:type="character" w:styleId="PageNumber">
+  <w:style w:type="character" w:styleId="Paginanummer">
     <w:name w:val="page number"/>
-    <w:basedOn w:val="DefaultParagraphFont"/>
+    <w:basedOn w:val="Standaardalinea-lettertype"/>
     <w:uiPriority w:val="99"/>
     <w:semiHidden/>
     <w:unhideWhenUsed/>
     <w:rsid w:val="0000284A"/>
   </w:style>
-  <w:style w:type="paragraph" w:styleId="Header">
+  <w:style w:type="paragraph" w:styleId="Koptekst">
     <w:name w:val="header"/>
-    <w:basedOn w:val="Normal"/>
-    <w:link w:val="HeaderChar"/>
+    <w:basedOn w:val="Standaard"/>
+    <w:link w:val="KoptekstChar"/>
     <w:uiPriority w:val="99"/>
     <w:unhideWhenUsed/>
     <w:rsid w:val="00A744A4"/>
@@ -6645,10 +6629,10 @@
       <w:spacing w:after="0" w:line="240" w:lineRule="auto"/>
     </w:pPr>
   </w:style>
-  <w:style w:type="character" w:customStyle="1" w:styleId="HeaderChar">
-    <w:name w:val="Header Char"/>
-    <w:basedOn w:val="DefaultParagraphFont"/>
-    <w:link w:val="Header"/>
+  <w:style w:type="character" w:customStyle="1" w:styleId="KoptekstChar">
+    <w:name w:val="Koptekst Char"/>
+    <w:basedOn w:val="Standaardalinea-lettertype"/>
+    <w:link w:val="Koptekst"/>
     <w:uiPriority w:val="99"/>
     <w:rsid w:val="00A744A4"/>
   </w:style>
